--- a/acts-sermons/docx/70_2028-02-13_담대하게거침없이_행28장1-31절.docx
+++ b/acts-sermons/docx/70_2028-02-13_담대하게거침없이_행28장1-31절.docx
@@ -330,33 +330,33 @@
           <w:sz w:val="24"/>
           <w:szCs w:val="24"/>
         </w:rPr>
-        <w:t xml:space="preserve">다니엘 3장에서 바벨론 왕 느부갓네살은 금으로 거대한 신상을 세우고 모든 사람에게 절하라고 명령했습니다. 절하지 않는 자는 극렬히 타는 풀무불에 던져 넣겠다고 했습니다. 그러나 다니엘의 세 친구 사드락과 메삭과 아벳느고는 절하지 않았습니다.</w:t>
-      </w:r>
-    </w:p>
-    <w:p>
-      <w:pPr>
-        <w:spacing w:after="160" w:line="360"/>
-      </w:pPr>
-      <w:r>
-        <w:rPr>
-          <w:rFonts w:ascii="맑은 고딕" w:cs="맑은 고딕" w:eastAsia="맑은 고딕" w:hAnsi="맑은 고딕"/>
-          <w:sz w:val="24"/>
-          <w:szCs w:val="24"/>
-        </w:rPr>
-        <w:t xml:space="preserve">그들은 왕에게 대답했습니다. 우리가 섬기는 하나님이 계시다면 우리를 극렬히 타는 풀무불 가운데에서 능히 건져내시겠고 왕의 손에서도 건져내시리이다. 그렇게 하지 아니하실지라도 왕이여 우리가 왕의 신들을 섬기지도 아니하고 왕이 세운 금 신상에게 절하지도 아니할 줄을 아옵소서. 왕은 크게 노하여 풀무불을 평소보다 칠 배나 뜨겁게 하고 그들을 던져 넣었습니다.</w:t>
-      </w:r>
-    </w:p>
-    <w:p>
-      <w:pPr>
-        <w:spacing w:after="160" w:line="360"/>
-      </w:pPr>
-      <w:r>
-        <w:rPr>
-          <w:rFonts w:ascii="맑은 고딕" w:cs="맑은 고딕" w:eastAsia="맑은 고딕" w:hAnsi="맑은 고딕"/>
-          <w:sz w:val="24"/>
-          <w:szCs w:val="24"/>
-        </w:rPr>
-        <w:t xml:space="preserve">그런데 왕이 보니 결박되지 않은 네 사람이 불 가운데로 다니는데 상하지 않았고, 넷째의 모양은 신들의 아들과 같았습니다. 그들이 나왔을 때 머리털도 그을리지 않았고 불 탄 냄새도 없었습니다. 그들의 신앙은 하나님이 반드시 건지셔야 한다는 요구가 아니라, 건지지 않으셔도 하나님만 섬기겠다는 신뢰였습니다. 하나님은 그분의 뜻 가운데 자기 종들을 불에서도 독사에서도 지키십니다.</w:t>
+        <w:t xml:space="preserve">요한삼서는 사도 요한이 가이오라는 성도에게 쓴 짧은 편지입니다. 요한은 그를 내가 참으로 사랑하는 자라고 부릅니다. 가이오가 칭찬받은 이유는 환대였습니다. 그 시절에는 복음을 전하러 이곳저곳을 다니는 순회 전도자들이 있었습니다. 그들은 주의 이름을 위하여 나가서 이방인에게 아무것도 받지 않았습니다. 낯선 도시에 도착하면 머물 곳도 먹을 것도 없었습니다.</w:t>
+      </w:r>
+    </w:p>
+    <w:p>
+      <w:pPr>
+        <w:spacing w:after="160" w:line="360"/>
+      </w:pPr>
+      <w:r>
+        <w:rPr>
+          <w:rFonts w:ascii="맑은 고딕" w:cs="맑은 고딕" w:eastAsia="맑은 고딕" w:hAnsi="맑은 고딕"/>
+          <w:sz w:val="24"/>
+          <w:szCs w:val="24"/>
+        </w:rPr>
+        <w:t xml:space="preserve">가이오는 그런 낯선 나그네들을 집으로 맞아들였습니다. 요한은 이렇게 씁니다. “사랑하는 자여 네가 무엇이든지 형제 곧 나그네 된 자들에게 행하는 것은 신실한 일이니.” 그리고 이렇게 덧붙입니다. 우리가 이같은 자들을 영접하는 것이 마땅하니 이는 우리로 진리를 위하여 함께 일하는 자가 되게 하려 함이라. 같은 편지에 나오는 디오드레베는 형제들을 맞아들이지 않고 오히려 내쫓았습니다.</w:t>
+      </w:r>
+    </w:p>
+    <w:p>
+      <w:pPr>
+        <w:spacing w:after="160" w:line="360"/>
+      </w:pPr>
+      <w:r>
+        <w:rPr>
+          <w:rFonts w:ascii="맑은 고딕" w:cs="맑은 고딕" w:eastAsia="맑은 고딕" w:hAnsi="맑은 고딕"/>
+          <w:sz w:val="24"/>
+          <w:szCs w:val="24"/>
+        </w:rPr>
+        <w:t xml:space="preserve">가이오의 식탁과 잠자리는 작은 섬김이었습니다. 그러나 그 섬김을 통해 복음 전도자들이 힘을 얻었고, 복음은 다음 도시로 나아갔습니다. 멜리데 섬 사람들이 파선한 나그네들에게 불을 피워 맞아 주었을 때, 그리고 보블리오가 바울 일행을 영접했을 때도 그랬습니다. 하나님은 낯선 곳에서 자기 종들을 지키시고, 환대와 섬김을 통해 복음의 문을 여십니다.</w:t>
       </w:r>
     </w:p>
     <w:p>
@@ -964,33 +964,33 @@
           <w:sz w:val="24"/>
           <w:szCs w:val="24"/>
         </w:rPr>
-        <w:t xml:space="preserve">열왕기하 2장에서 엘리야가 하늘로 올라갈 때가 되었습니다. 엘리사는 스승을 끝까지 따라갔습니다. 길갈에서, 벧엘에서, 여리고에서 엘리야가 여기 머물라고 했지만 엘리사는 여호와께서 살아 계심과 당신의 영혼이 살아 있음을 두고 맹세하노니 내가 당신을 떠나지 아니하리이다 하고 따라갔습니다.</w:t>
-      </w:r>
-    </w:p>
-    <w:p>
-      <w:pPr>
-        <w:spacing w:after="160" w:line="360"/>
-      </w:pPr>
-      <w:r>
-        <w:rPr>
-          <w:rFonts w:ascii="맑은 고딕" w:cs="맑은 고딕" w:eastAsia="맑은 고딕" w:hAnsi="맑은 고딕"/>
-          <w:sz w:val="24"/>
-          <w:szCs w:val="24"/>
-        </w:rPr>
-        <w:t xml:space="preserve">요단 강을 건넌 후 엘리야가 물었습니다. 내가 너를 떠나기 전에 내가 네게 어떻게 할지를 구하라. 엘리사는 당신의 성령이 하는 역사가 갑절이나 내게 있게 하소서 하고 구했습니다. 그리고 불수레와 불말들이 두 사람을 갈라놓고 엘리야는 회오리바람으로 하늘로 올라갔습니다. 엘리사는 엘리야에게서 떨어진 겉옷을 주워 요단 강 언덕에 서서 그 겉옷으로 물을 치며 말했습니다. 엘리야의 하나님 여호와는 어디 계시니이까.</w:t>
-      </w:r>
-    </w:p>
-    <w:p>
-      <w:pPr>
-        <w:spacing w:after="160" w:line="360"/>
-      </w:pPr>
-      <w:r>
-        <w:rPr>
-          <w:rFonts w:ascii="맑은 고딕" w:cs="맑은 고딕" w:eastAsia="맑은 고딕" w:hAnsi="맑은 고딕"/>
-          <w:sz w:val="24"/>
-          <w:szCs w:val="24"/>
-        </w:rPr>
-        <w:t xml:space="preserve">물이 갈라졌고 엘리사는 건너갔습니다. 한 사람은 떠났지만 하나님의 일은 끝나지 않았습니다. 바울의 시대는 지나갔지만 바울의 하나님은 지금도 일하십니다. 이제 그 겉옷, 곧 복음 증언의 사명이 우리에게 넘겨졌습니다.</w:t>
+        <w:t xml:space="preserve">히브리서 11장은 믿음의 사람들의 긴 명단을 보여 줍니다. 아벨과 에녹과 노아, 아브라함과 모세, 그리고 이름도 남기지 못한 채 돌로 치는 것과 톱으로 켜는 것을 당한 사람들까지 나옵니다. 그런데 11장 끝은 놀라운 말로 마칩니다. 이 사람들은 다 믿음으로 말미암아 증거를 받았으나 약속된 것을 받지 못하였다는 것입니다. 그리고 우리가 아니면 그들로 온전함을 이루지 못하게 하려 하심이라고 말합니다.</w:t>
+      </w:r>
+    </w:p>
+    <w:p>
+      <w:pPr>
+        <w:spacing w:after="160" w:line="360"/>
+      </w:pPr>
+      <w:r>
+        <w:rPr>
+          <w:rFonts w:ascii="맑은 고딕" w:cs="맑은 고딕" w:eastAsia="맑은 고딕" w:hAnsi="맑은 고딕"/>
+          <w:sz w:val="24"/>
+          <w:szCs w:val="24"/>
+        </w:rPr>
+        <w:t xml:space="preserve">그리고 12장이 시작됩니다. “이러므로 우리에게 구름 같이 둘러싼 허다한 증인들이 있으니 모든 무거운 것과 얽매이기 쉬운 죄를 벗어 버리고 인내로써 우리 앞에 당한 경주를 하며 믿음의 주요 또 온전하게 하시는 이인 예수를 바라보자.” 앞서 달려간 사람들이 경기장을 둘러싸고 있습니다. 그리고 이제 경주로 위에 선 사람은 바로 우리입니다.</w:t>
+      </w:r>
+    </w:p>
+    <w:p>
+      <w:pPr>
+        <w:spacing w:after="160" w:line="360"/>
+      </w:pPr>
+      <w:r>
+        <w:rPr>
+          <w:rFonts w:ascii="맑은 고딕" w:cs="맑은 고딕" w:eastAsia="맑은 고딕" w:hAnsi="맑은 고딕"/>
+          <w:sz w:val="24"/>
+          <w:szCs w:val="24"/>
+        </w:rPr>
+        <w:t xml:space="preserve">믿음의 경주는 한 사람이 끝내는 경주가 아닙니다. 앞 사람이 자기 구간을 달리고 다음 사람에게 넘겨주는 이어달리기와 같습니다. 바울은 로마의 셋집에서 결박된 채로 자기 구간을 달렸습니다. 사도행전은 그가 거침없이 복음을 전했다는 말로 끝나지만, 이야기는 끝나지 않았습니다. 이제 그 경주가 우리에게 넘겨졌습니다. 예수를 바라보며 우리 구간을 달려야 합니다.</w:t>
       </w:r>
     </w:p>
     <w:p>
